--- a/Internship_Report_Moon_Rathi.docx
+++ b/Internship_Report_Moon_Rathi.docx
@@ -272,12 +272,12 @@
             <wp:extent cx="2100263" cy="2244555"/>
             <wp:effectExtent b="0" l="0" r="0" t="0"/>
             <wp:wrapTopAndBottom distB="0" distT="0"/>
-            <wp:docPr id="1" name="image2.png"/>
+            <wp:docPr id="1" name="image1.png"/>
             <a:graphic>
               <a:graphicData uri="http://schemas.openxmlformats.org/drawingml/2006/picture">
                 <pic:pic>
                   <pic:nvPicPr>
-                    <pic:cNvPr id="0" name="image2.png"/>
+                    <pic:cNvPr id="0" name="image1.png"/>
                     <pic:cNvPicPr preferRelativeResize="0"/>
                   </pic:nvPicPr>
                   <pic:blipFill>
@@ -781,12 +781,12 @@
           <wp:inline distB="0" distT="0" distL="0" distR="0">
             <wp:extent cx="3346613" cy="4329680"/>
             <wp:effectExtent b="0" l="0" r="0" t="0"/>
-            <wp:docPr id="3" name="image12.png"/>
+            <wp:docPr id="3" name="image9.png"/>
             <a:graphic>
               <a:graphicData uri="http://schemas.openxmlformats.org/drawingml/2006/picture">
                 <pic:pic>
                   <pic:nvPicPr>
-                    <pic:cNvPr id="0" name="image12.png"/>
+                    <pic:cNvPr id="0" name="image9.png"/>
                     <pic:cNvPicPr preferRelativeResize="0"/>
                   </pic:nvPicPr>
                   <pic:blipFill>
@@ -898,12 +898,12 @@
           <wp:inline distB="0" distT="0" distL="0" distR="0">
             <wp:extent cx="4539191" cy="3507556"/>
             <wp:effectExtent b="0" l="0" r="0" t="0"/>
-            <wp:docPr id="2" name="image4.png"/>
+            <wp:docPr id="2" name="image14.png"/>
             <a:graphic>
               <a:graphicData uri="http://schemas.openxmlformats.org/drawingml/2006/picture">
                 <pic:pic>
                   <pic:nvPicPr>
-                    <pic:cNvPr id="0" name="image4.png"/>
+                    <pic:cNvPr id="0" name="image14.png"/>
                     <pic:cNvPicPr preferRelativeResize="0"/>
                   </pic:nvPicPr>
                   <pic:blipFill>
@@ -1046,12 +1046,12 @@
           <wp:inline distB="0" distT="0" distL="0" distR="0">
             <wp:extent cx="4191000" cy="3238794"/>
             <wp:effectExtent b="0" l="0" r="0" t="0"/>
-            <wp:docPr id="5" name="image15.png"/>
+            <wp:docPr id="5" name="image12.png"/>
             <a:graphic>
               <a:graphicData uri="http://schemas.openxmlformats.org/drawingml/2006/picture">
                 <pic:pic>
                   <pic:nvPicPr>
-                    <pic:cNvPr id="0" name="image15.png"/>
+                    <pic:cNvPr id="0" name="image12.png"/>
                     <pic:cNvPicPr preferRelativeResize="0"/>
                   </pic:nvPicPr>
                   <pic:blipFill>
@@ -1162,12 +1162,12 @@
           <wp:inline distB="0" distT="0" distL="0" distR="0">
             <wp:extent cx="4191000" cy="3238794"/>
             <wp:effectExtent b="0" l="0" r="0" t="0"/>
-            <wp:docPr id="4" name="image8.png"/>
+            <wp:docPr id="4" name="image3.png"/>
             <a:graphic>
               <a:graphicData uri="http://schemas.openxmlformats.org/drawingml/2006/picture">
                 <pic:pic>
                   <pic:nvPicPr>
-                    <pic:cNvPr id="0" name="image8.png"/>
+                    <pic:cNvPr id="0" name="image3.png"/>
                     <pic:cNvPicPr preferRelativeResize="0"/>
                   </pic:nvPicPr>
                   <pic:blipFill>
@@ -1232,12 +1232,12 @@
           <wp:inline distB="0" distT="0" distL="0" distR="0">
             <wp:extent cx="4191000" cy="3238794"/>
             <wp:effectExtent b="0" l="0" r="0" t="0"/>
-            <wp:docPr id="7" name="image11.png"/>
+            <wp:docPr id="7" name="image5.png"/>
             <a:graphic>
               <a:graphicData uri="http://schemas.openxmlformats.org/drawingml/2006/picture">
                 <pic:pic>
                   <pic:nvPicPr>
-                    <pic:cNvPr id="0" name="image11.png"/>
+                    <pic:cNvPr id="0" name="image5.png"/>
                     <pic:cNvPicPr preferRelativeResize="0"/>
                   </pic:nvPicPr>
                   <pic:blipFill>
@@ -1348,12 +1348,12 @@
           <wp:inline distB="0" distT="0" distL="0" distR="0">
             <wp:extent cx="4191000" cy="3238794"/>
             <wp:effectExtent b="0" l="0" r="0" t="0"/>
-            <wp:docPr id="6" name="image6.png"/>
+            <wp:docPr id="6" name="image7.png"/>
             <a:graphic>
               <a:graphicData uri="http://schemas.openxmlformats.org/drawingml/2006/picture">
                 <pic:pic>
                   <pic:nvPicPr>
-                    <pic:cNvPr id="0" name="image6.png"/>
+                    <pic:cNvPr id="0" name="image7.png"/>
                     <pic:cNvPicPr preferRelativeResize="0"/>
                   </pic:nvPicPr>
                   <pic:blipFill>
@@ -1418,12 +1418,12 @@
           <wp:inline distB="0" distT="0" distL="0" distR="0">
             <wp:extent cx="4191000" cy="3238794"/>
             <wp:effectExtent b="0" l="0" r="0" t="0"/>
-            <wp:docPr id="9" name="image5.png"/>
+            <wp:docPr id="9" name="image11.png"/>
             <a:graphic>
               <a:graphicData uri="http://schemas.openxmlformats.org/drawingml/2006/picture">
                 <pic:pic>
                   <pic:nvPicPr>
-                    <pic:cNvPr id="0" name="image5.png"/>
+                    <pic:cNvPr id="0" name="image11.png"/>
                     <pic:cNvPicPr preferRelativeResize="0"/>
                   </pic:nvPicPr>
                   <pic:blipFill>
@@ -1534,12 +1534,12 @@
           <wp:inline distB="0" distT="0" distL="0" distR="0">
             <wp:extent cx="4191000" cy="3238794"/>
             <wp:effectExtent b="0" l="0" r="0" t="0"/>
-            <wp:docPr id="8" name="image3.png"/>
+            <wp:docPr id="8" name="image8.png"/>
             <a:graphic>
               <a:graphicData uri="http://schemas.openxmlformats.org/drawingml/2006/picture">
                 <pic:pic>
                   <pic:nvPicPr>
-                    <pic:cNvPr id="0" name="image3.png"/>
+                    <pic:cNvPr id="0" name="image8.png"/>
                     <pic:cNvPicPr preferRelativeResize="0"/>
                   </pic:nvPicPr>
                   <pic:blipFill>
@@ -1604,12 +1604,12 @@
           <wp:inline distB="0" distT="0" distL="0" distR="0">
             <wp:extent cx="4191000" cy="3238794"/>
             <wp:effectExtent b="0" l="0" r="0" t="0"/>
-            <wp:docPr id="12" name="image9.png"/>
+            <wp:docPr id="12" name="image16.png"/>
             <a:graphic>
               <a:graphicData uri="http://schemas.openxmlformats.org/drawingml/2006/picture">
                 <pic:pic>
                   <pic:nvPicPr>
-                    <pic:cNvPr id="0" name="image9.png"/>
+                    <pic:cNvPr id="0" name="image16.png"/>
                     <pic:cNvPicPr preferRelativeResize="0"/>
                   </pic:nvPicPr>
                   <pic:blipFill>
@@ -1720,12 +1720,12 @@
           <wp:inline distB="0" distT="0" distL="0" distR="0">
             <wp:extent cx="4191000" cy="3238794"/>
             <wp:effectExtent b="0" l="0" r="0" t="0"/>
-            <wp:docPr id="10" name="image1.png"/>
+            <wp:docPr id="10" name="image6.png"/>
             <a:graphic>
               <a:graphicData uri="http://schemas.openxmlformats.org/drawingml/2006/picture">
                 <pic:pic>
                   <pic:nvPicPr>
-                    <pic:cNvPr id="0" name="image1.png"/>
+                    <pic:cNvPr id="0" name="image6.png"/>
                     <pic:cNvPicPr preferRelativeResize="0"/>
                   </pic:nvPicPr>
                   <pic:blipFill>
@@ -1869,12 +1869,12 @@
           <wp:inline distB="0" distT="0" distL="0" distR="0">
             <wp:extent cx="4191000" cy="3238794"/>
             <wp:effectExtent b="0" l="0" r="0" t="0"/>
-            <wp:docPr id="11" name="image13.png"/>
+            <wp:docPr id="11" name="image2.png"/>
             <a:graphic>
               <a:graphicData uri="http://schemas.openxmlformats.org/drawingml/2006/picture">
                 <pic:pic>
                   <pic:nvPicPr>
-                    <pic:cNvPr id="0" name="image13.png"/>
+                    <pic:cNvPr id="0" name="image2.png"/>
                     <pic:cNvPicPr preferRelativeResize="0"/>
                   </pic:nvPicPr>
                   <pic:blipFill>
@@ -1939,12 +1939,12 @@
           <wp:inline distB="0" distT="0" distL="0" distR="0">
             <wp:extent cx="4191000" cy="3238794"/>
             <wp:effectExtent b="0" l="0" r="0" t="0"/>
-            <wp:docPr id="13" name="image7.png"/>
+            <wp:docPr id="14" name="image4.png"/>
             <a:graphic>
               <a:graphicData uri="http://schemas.openxmlformats.org/drawingml/2006/picture">
                 <pic:pic>
                   <pic:nvPicPr>
-                    <pic:cNvPr id="0" name="image7.png"/>
+                    <pic:cNvPr id="0" name="image4.png"/>
                     <pic:cNvPicPr preferRelativeResize="0"/>
                   </pic:nvPicPr>
                   <pic:blipFill>
@@ -2009,12 +2009,12 @@
           <wp:inline distB="0" distT="0" distL="0" distR="0">
             <wp:extent cx="4191000" cy="3238794"/>
             <wp:effectExtent b="0" l="0" r="0" t="0"/>
-            <wp:docPr id="14" name="image14.png"/>
+            <wp:docPr id="15" name="image10.png"/>
             <a:graphic>
               <a:graphicData uri="http://schemas.openxmlformats.org/drawingml/2006/picture">
                 <pic:pic>
                   <pic:nvPicPr>
-                    <pic:cNvPr id="0" name="image14.png"/>
+                    <pic:cNvPr id="0" name="image10.png"/>
                     <pic:cNvPicPr preferRelativeResize="0"/>
                   </pic:nvPicPr>
                   <pic:blipFill>
@@ -2079,12 +2079,12 @@
           <wp:inline distB="0" distT="0" distL="0" distR="0">
             <wp:extent cx="4191000" cy="3238794"/>
             <wp:effectExtent b="0" l="0" r="0" t="0"/>
-            <wp:docPr id="15" name="image10.png"/>
+            <wp:docPr id="16" name="image13.png"/>
             <a:graphic>
               <a:graphicData uri="http://schemas.openxmlformats.org/drawingml/2006/picture">
                 <pic:pic>
                   <pic:nvPicPr>
-                    <pic:cNvPr id="0" name="image10.png"/>
+                    <pic:cNvPr id="0" name="image13.png"/>
                     <pic:cNvPicPr preferRelativeResize="0"/>
                   </pic:nvPicPr>
                   <pic:blipFill>
@@ -2256,21 +2256,78 @@
           <w:szCs w:val="24"/>
           <w:rtl w:val="0"/>
         </w:rPr>
-        <w:t xml:space="preserve">The formal Internship Completion Certificate is a separate document from both the Offer Letter (Section 3.1) and the project credentials above (Sections 3.2–3.4). It will be issued by Mactores Cognition Private Limited only upon conclusion of the internship on September 17, 2026, and will be added to this report and the accompanying GitHub repository at that time.</w:t>
-      </w:r>
-      <w:r>
-        <w:rPr>
-          <w:rtl w:val="0"/>
-        </w:rPr>
-      </w:r>
-    </w:p>
-    <w:p>
-      <w:pPr>
-        <w:rPr/>
-      </w:pPr>
-      <w:r>
-        <w:br w:type="page"/>
-      </w:r>
+        <w:t xml:space="preserve">The formal Internship Completion Certificate is a separate document from both the Offer Letter (Section 3.1) and the project credentials above (Sections 3.2–3.4). It will be issued by Mactores Cognition Private Limited only upon conclusion of the internship on September 17, 2026, and will be added to this report and the accompanying GitHub repository at that time. Till </w:t>
+      </w:r>
+      <w:r>
+        <w:rPr>
+          <w:sz w:val="24"/>
+          <w:szCs w:val="24"/>
+          <w:rtl w:val="0"/>
+        </w:rPr>
+        <w:t xml:space="preserve">then the an official interim confirmation letter from HR confirming the ongoing status and satisfactory performance is being issued.</w:t>
+      </w:r>
+      <w:r>
+        <w:rPr>
+          <w:rtl w:val="0"/>
+        </w:rPr>
+      </w:r>
+    </w:p>
+    <w:p>
+      <w:pPr>
+        <w:rPr/>
+      </w:pPr>
+      <w:r>
+        <w:rPr/>
+        <w:drawing>
+          <wp:inline distB="114300" distT="114300" distL="114300" distR="114300">
+            <wp:extent cx="5024438" cy="6372694"/>
+            <wp:effectExtent b="0" l="0" r="0" t="0"/>
+            <wp:docPr id="13" name="image15.png"/>
+            <a:graphic>
+              <a:graphicData uri="http://schemas.openxmlformats.org/drawingml/2006/picture">
+                <pic:pic>
+                  <pic:nvPicPr>
+                    <pic:cNvPr id="0" name="image15.png"/>
+                    <pic:cNvPicPr preferRelativeResize="0"/>
+                  </pic:nvPicPr>
+                  <pic:blipFill>
+                    <a:blip r:embed="rId21"/>
+                    <a:srcRect b="0" l="0" r="0" t="0"/>
+                    <a:stretch>
+                      <a:fillRect/>
+                    </a:stretch>
+                  </pic:blipFill>
+                  <pic:spPr>
+                    <a:xfrm>
+                      <a:off x="0" y="0"/>
+                      <a:ext cx="5024438" cy="6372694"/>
+                    </a:xfrm>
+                    <a:prstGeom prst="rect"/>
+                    <a:ln/>
+                  </pic:spPr>
+                </pic:pic>
+              </a:graphicData>
+            </a:graphic>
+          </wp:inline>
+        </w:drawing>
+      </w:r>
+      <w:r>
+        <w:rPr>
+          <w:rtl w:val="0"/>
+        </w:rPr>
+      </w:r>
+    </w:p>
+    <w:p>
+      <w:pPr>
+        <w:spacing w:after="300" w:line="276" w:lineRule="auto"/>
+        <w:jc w:val="center"/>
+        <w:rPr>
+          <w:b w:val="1"/>
+          <w:bCs w:val="1"/>
+          <w:sz w:val="28"/>
+          <w:szCs w:val="28"/>
+        </w:rPr>
+      </w:pPr>
       <w:r>
         <w:rPr>
           <w:rtl w:val="0"/>
@@ -4177,7 +4234,7 @@
       <w:pPr>
         <w:rPr/>
         <w:sectPr>
-          <w:footerReference r:id="rId21" w:type="default"/>
+          <w:footerReference r:id="rId22" w:type="default"/>
           <w:type w:val="nextPage"/>
           <w:pgSz w:h="16838" w:w="11906" w:orient="portrait"/>
           <w:pgMar w:bottom="1440" w:top="1080" w:left="2160" w:right="1440" w:header="708" w:footer="708"/>
@@ -11390,7 +11447,7 @@
       </w:r>
     </w:p>
     <w:sectPr>
-      <w:footerReference r:id="rId22" w:type="default"/>
+      <w:footerReference r:id="rId23" w:type="default"/>
       <w:type w:val="nextPage"/>
       <w:pgSz w:h="16838" w:w="11906" w:orient="portrait"/>
       <w:pgMar w:bottom="1440" w:top="1080" w:left="2160" w:right="1440" w:header="708" w:footer="708"/>
